--- a/investigacion/Guia de estudio - Maria Alejandra.docx
+++ b/investigacion/Guia de estudio - Maria Alejandra.docx
@@ -108,27 +108,7 @@
         <w:t xml:space="preserve">Curva de la experiencia: </w:t>
       </w:r>
       <w:r>
-        <w:t xml:space="preserve">mientras más veces hacemos algo, menos tiempo y dinero nos cuesta. Cada vez que se </w:t>
-      </w:r>
-      <w:r>
-        <w:rPr>
-          <w:b/>
-          <w:bCs/>
-        </w:rPr>
-        <w:t xml:space="preserve">duplica</w:t>
-      </w:r>
-      <w:r>
-        <w:t xml:space="preserve"> lo producido, el costo baja entre un </w:t>
-      </w:r>
-      <w:r>
-        <w:rPr>
-          <w:b/>
-          <w:bCs/>
-        </w:rPr>
-        <w:t xml:space="preserve">20 % y un 30 %</w:t>
-      </w:r>
-      <w:r>
-        <w:t xml:space="preserve">.</w:t>
+        <w:t xml:space="preserve">mientras más veces hacemos algo, menos tiempo y dinero nos cuesta. Cada vez que se duplica lo producido, el costo baja entre un 20 % y un 30 %.</w:t>
       </w:r>
     </w:p>
     <w:p>
@@ -144,17 +124,7 @@
         <w:t xml:space="preserve">Antigüedad: </w:t>
       </w:r>
       <w:r>
-        <w:t xml:space="preserve">el </w:t>
-      </w:r>
-      <w:r>
-        <w:rPr>
-          <w:b/>
-          <w:bCs/>
-        </w:rPr>
-        <w:t xml:space="preserve">tiempo</w:t>
-      </w:r>
-      <w:r>
-        <w:t xml:space="preserve"> que una persona lleva en un trabajo o institución. Da derechos como vacaciones, prima, liquidación y preferencia para ascender.</w:t>
+        <w:t xml:space="preserve">el tiempo que una persona lleva en un trabajo o institución. Da derechos como vacaciones, prima, liquidación y preferencia para ascender.</w:t>
       </w:r>
     </w:p>
     <w:p>
@@ -1212,6 +1182,7 @@
     </w:p>
     <w:p>
       <w:pPr>
+        <w:keepNext/>
         <w:spacing w:after="80" w:before="200"/>
       </w:pPr>
       <w:r>
@@ -1277,6 +1248,7 @@
     </w:p>
     <w:p>
       <w:pPr>
+        <w:keepNext/>
         <w:spacing w:after="80" w:before="200"/>
       </w:pPr>
       <w:r>
